--- a/docs/kludu-testesana/Programmatura_lietojamibas_testsana.docx
+++ b/docs/kludu-testesana/Programmatura_lietojamibas_testsana.docx
@@ -682,7 +682,7 @@
     </w:p>
     <w:p>
       <w:r>
-        <w:t>Testu kopa: src/features/challengeValidation.test.ts (npm test). Kļūdas tiek pieteiktas pa laukiem, un tās bloķē saglabāšanu.</w:t>
+        <w:t>Testu kopa: src/features/challengeValidation.test.ts (npm test). Kļūdas tiek norādītas pa laukiem, un tās bloķē saglabāšanu.</w:t>
       </w:r>
     </w:p>
     <w:tbl>
@@ -2662,7 +2662,7 @@
               <w:rPr>
                 <w:sz w:val="15"/>
               </w:rPr>
-              <w:t>validate.startInvalid (datums netiek pārritināts uz citu dienu)</w:t>
+              <w:t>validate.startInvalid (datums netiek pārbīdīts uz citu dienu)</w:t>
             </w:r>
           </w:p>
         </w:tc>
@@ -3721,7 +3721,7 @@
     </w:p>
     <w:p>
       <w:r>
-        <w:t>Testu kopa: challengeValidation.test.ts. JavaScript Date pārritina neeksistējošu dienu (31.02 → 3.03), tāpēc tiek pārbaudīts apgrieztais pārveidojums.</w:t>
+        <w:t>Testu kopa: challengeValidation.test.ts. JavaScript Date pārbīda neeksistējošu dienu (31.02 → 3.03), tāpēc tiek pārbaudīts apgrieztais pārveidojums.</w:t>
       </w:r>
     </w:p>
     <w:tbl>
@@ -10070,7 +10070,7 @@
               <w:rPr>
                 <w:sz w:val="15"/>
               </w:rPr>
-              <w:t>KT-A-10 iziet; admina panelī vairs nav "null"</w:t>
+              <w:t>KT-A-10 iziet; administratora panelī vairs nav "null"</w:t>
             </w:r>
           </w:p>
         </w:tc>
@@ -10269,7 +10269,7 @@
               <w:rPr>
                 <w:sz w:val="15"/>
               </w:rPr>
-              <w:t>Testu komanda tiek ietverta pēdiņās vietās, kur tiek izmantots shell</w:t>
+              <w:t>Testu komanda tiek ietverta pēdiņās tur, kur tiek izmantots shell</w:t>
             </w:r>
           </w:p>
         </w:tc>
@@ -10317,7 +10317,7 @@
     </w:p>
     <w:p>
       <w:r>
-        <w:t>Pieci scenāriji — kļūdas ekrāns (ErrorBoundary) pārlūkā, bezsaistes rezultātu rinda, piekrišanas dialoga kļūda, iztrūkstošs audio fails un administratora paziņojums, kad funkcija nav izvietota — prasa pārlūku, tīkla pārtraukumu vai Telegram klientu. Tie nav izpildīti automatizēti, tāpēc to statuss ir "Jāveic manuāli", nevis "Pareizi".</w:t>
+        <w:t>Pieci scenāriji — kļūdas ekrāns (ErrorBoundary) pārlūkā, bezsaistes rezultātu rinda, piekrišanas dialoga kļūda, trūkstošs audio fails un administratora paziņojums, kad funkcija nav izvietota — prasa pārlūku, tīkla pārtraukumu vai Telegram klientu. Tie nav izpildīti automatizēti, tāpēc to statuss ir "Jāveic manuāli", nevis "Pareizi".</w:t>
       </w:r>
     </w:p>
     <w:sectPr>
